--- a/exercises/project_m3.docx
+++ b/exercises/project_m3.docx
@@ -106,7 +106,23 @@
           <w:sz w:val="22"/>
           <w:szCs w:val="22"/>
         </w:rPr>
-        <w:t>1.  Have one member of your team submit a write-up on Canvas.</w:t>
+        <w:t>1.  Have one member of your team submit</w:t>
+      </w:r>
+      <w:r>
+        <w:rPr>
+          <w:rFonts w:ascii="Arial" w:hAnsi="Arial" w:cs="Arial"/>
+          <w:sz w:val="22"/>
+          <w:szCs w:val="22"/>
+        </w:rPr>
+        <w:t xml:space="preserve"> the report or zipped interface</w:t>
+      </w:r>
+      <w:r>
+        <w:rPr>
+          <w:rFonts w:ascii="Arial" w:hAnsi="Arial" w:cs="Arial"/>
+          <w:sz w:val="22"/>
+          <w:szCs w:val="22"/>
+        </w:rPr>
+        <w:t xml:space="preserve"> on Canvas.</w:t>
       </w:r>
     </w:p>
     <w:p>
@@ -131,7 +147,7 @@
           <w:sz w:val="22"/>
           <w:szCs w:val="22"/>
         </w:rPr>
-        <w:t>750</w:t>
+        <w:t>1000</w:t>
       </w:r>
       <w:r>
         <w:rPr>
